--- a/docs/researcher-guide.docx
+++ b/docs/researcher-guide.docx
@@ -460,6 +460,42 @@
           <w:sz w:val="20"/>
           <w:szCs w:val="20"/>
         </w:rPr>
+        <w:t xml:space="preserve">마지막 답변 뒤 채점에 1~2분 걸립니다.</w:t>
+      </w:r>
+      <w:r>
+        <w:rPr>
+          <w:rFonts w:ascii="맑은 고딕" w:cs="맑은 고딕" w:eastAsia="맑은 고딕" w:hAnsi="맑은 고딕"/>
+          <w:sz w:val="20"/>
+          <w:szCs w:val="20"/>
+        </w:rPr>
+        <w:t xml:space="preserve"> “채점 결과를 기다리는 중” 화면이 나오면 새로고침하지 말고 그대로 기다려 주세요.</w:t>
+      </w:r>
+    </w:p>
+    <w:p>
+      <w:pPr>
+        <w:pStyle w:val="ListParagraph"/>
+        <w:numPr>
+          <w:ilvl w:val="0"/>
+          <w:numId w:val="2"/>
+        </w:numPr>
+        <w:spacing w:after="80" w:line="300"/>
+      </w:pPr>
+      <w:r>
+        <w:rPr>
+          <w:rFonts w:ascii="맑은 고딕" w:cs="맑은 고딕" w:eastAsia="맑은 고딕" w:hAnsi="맑은 고딕"/>
+          <w:sz w:val="20"/>
+          <w:szCs w:val="20"/>
+        </w:rPr>
+        <w:t xml:space="preserve"/>
+      </w:r>
+      <w:r>
+        <w:rPr>
+          <w:rFonts w:ascii="맑은 고딕" w:cs="맑은 고딕" w:eastAsia="맑은 고딕" w:hAnsi="맑은 고딕"/>
+          <w:b/>
+          <w:bCs/>
+          <w:sz w:val="20"/>
+          <w:szCs w:val="20"/>
+        </w:rPr>
         <w:t xml:space="preserve">정답을 맞히는 자리가 아닙니다.</w:t>
       </w:r>
       <w:r>
@@ -793,6 +829,42 @@
           <w:szCs w:val="20"/>
         </w:rPr>
         <w:t xml:space="preserve">중간에 그만두려면 “여기서 끝내고 채점”을 누르면 됩니다.</w:t>
+      </w:r>
+    </w:p>
+    <w:p>
+      <w:pPr>
+        <w:pStyle w:val="ListParagraph"/>
+        <w:numPr>
+          <w:ilvl w:val="0"/>
+          <w:numId w:val="2"/>
+        </w:numPr>
+        <w:spacing w:after="80" w:line="300"/>
+      </w:pPr>
+      <w:r>
+        <w:rPr>
+          <w:rFonts w:ascii="맑은 고딕" w:cs="맑은 고딕" w:eastAsia="맑은 고딕" w:hAnsi="맑은 고딕"/>
+          <w:sz w:val="20"/>
+          <w:szCs w:val="20"/>
+        </w:rPr>
+        <w:t xml:space="preserve"/>
+      </w:r>
+      <w:r>
+        <w:rPr>
+          <w:rFonts w:ascii="맑은 고딕" w:cs="맑은 고딕" w:eastAsia="맑은 고딕" w:hAnsi="맑은 고딕"/>
+          <w:b/>
+          <w:bCs/>
+          <w:sz w:val="20"/>
+          <w:szCs w:val="20"/>
+        </w:rPr>
+        <w:t xml:space="preserve">마지막 답변 뒤 채점에 1~2분 걸립니다.</w:t>
+      </w:r>
+      <w:r>
+        <w:rPr>
+          <w:rFonts w:ascii="맑은 고딕" w:cs="맑은 고딕" w:eastAsia="맑은 고딕" w:hAnsi="맑은 고딕"/>
+          <w:sz w:val="20"/>
+          <w:szCs w:val="20"/>
+        </w:rPr>
+        <w:t xml:space="preserve"> “채점 결과를 기다리는 중” 화면이 나오면 그대로 기다려 주세요. (새로고침하거나 다시 보내지 마세요.)</w:t>
       </w:r>
     </w:p>
     <w:p>
